--- a/stock-pilot_.docx
+++ b/stock-pilot_.docx
@@ -790,7 +790,16 @@
         <w:pStyle w:val="Heading1"/>
       </w:pPr>
       <w:r>
-        <w:t>7. 데이터 · 이벤트 설계</w:t>
+        <w:t>7. 데이터 모델 (ERD)</w:t>
+      </w:r>
+    </w:p>
+    <w:p>
+      <w:r>
+        <w:rPr>
+          <w:b w:val="0"/>
+          <w:i w:val="0"/>
+        </w:rPr>
+        <w:t>PostgreSQL에 저장되는 핵심 엔티티와 관계를 정의한다. 좋아요·조회수·랭킹처럼 고빈도 갱신 값은 Redis에서 처리 후 배치로 동기화되며(9장 참조), 아래 스키마는 영속 데이터의 기준선이다.</w:t>
       </w:r>
     </w:p>
     <w:p>
@@ -798,7 +807,2545 @@
         <w:pStyle w:val="Heading2"/>
       </w:pPr>
       <w:r>
-        <w:t>7.1 Kafka 토픽 (기준)</w:t>
+        <w:t>7.1 엔티티 관계</w:t>
+      </w:r>
+    </w:p>
+    <w:p>
+      <w:pPr>
+        <w:shd w:val="clear" w:fill="F2F4F7"/>
+      </w:pPr>
+      <w:r>
+        <w:rPr>
+          <w:rFonts w:ascii="D2Coding" w:hAnsi="D2Coding"/>
+          <w:rFonts w:eastAsia="D2Coding" w:ascii="D2Coding" w:hAnsi="D2Coding"/>
+          <w:sz w:val="18"/>
+        </w:rPr>
+        <w:t>users (1) ──&lt; (N) watchlists (N) &gt;── (1) stocks</w:t>
+        <w:br/>
+        <w:t>users (1) ──&lt; (N) price_alerts (N) &gt;── (1) stocks</w:t>
+        <w:br/>
+        <w:t>users (1) ──&lt; (N) recommendations (N) &gt;── (1) stocks</w:t>
+        <w:br/>
+        <w:t>stocks (1) ──&lt; (N) price_history</w:t>
+        <w:br/>
+        <w:t>recommendations (1) ──&lt; (N) likes (N) &gt;── (1) users</w:t>
+      </w:r>
+    </w:p>
+    <w:p>
+      <w:r>
+        <w:rPr>
+          <w:b w:val="0"/>
+          <w:i w:val="0"/>
+          <w:sz w:val="20"/>
+        </w:rPr>
+        <w:t>· 한 사용자는 여러 관심종목·알림·추천 이력을 가진다.</w:t>
+      </w:r>
+    </w:p>
+    <w:p>
+      <w:r>
+        <w:rPr>
+          <w:b w:val="0"/>
+          <w:i w:val="0"/>
+          <w:sz w:val="20"/>
+        </w:rPr>
+        <w:t>· 한 종목은 여러 사용자의 관심·알림 대상이 되며, 다수의 시세 이력을 가진다.</w:t>
+      </w:r>
+    </w:p>
+    <w:p>
+      <w:r>
+        <w:rPr>
+          <w:b w:val="0"/>
+          <w:i w:val="0"/>
+          <w:sz w:val="20"/>
+        </w:rPr>
+        <w:t>· watchlists는 (user_id, stock_id) 복합 유니크 제약으로 중복 등록을 막는다.</w:t>
+      </w:r>
+    </w:p>
+    <w:p>
+      <w:pPr>
+        <w:pStyle w:val="Heading2"/>
+      </w:pPr>
+      <w:r>
+        <w:t>7.2 엔티티 정의</w:t>
+      </w:r>
+    </w:p>
+    <w:p>
+      <w:pPr>
+        <w:pStyle w:val="Heading3"/>
+      </w:pPr>
+      <w:r>
+        <w:t>User (사용자)</w:t>
+      </w:r>
+    </w:p>
+    <w:tbl>
+      <w:tblPr>
+        <w:tblStyle w:val="LightGrid-Accent1"/>
+        <w:tblW w:type="auto" w:w="0"/>
+        <w:tblLook w:firstColumn="1" w:firstRow="1" w:lastColumn="0" w:lastRow="0" w:noHBand="0" w:noVBand="1" w:val="04A0"/>
+      </w:tblPr>
+      <w:tblGrid>
+        <w:gridCol w:w="2880"/>
+        <w:gridCol w:w="2880"/>
+        <w:gridCol w:w="2880"/>
+      </w:tblGrid>
+      <w:tr>
+        <w:tc>
+          <w:tcPr>
+            <w:tcW w:type="dxa" w:w="2880"/>
+          </w:tcPr>
+          <w:p>
+            <w:r/>
+            <w:r>
+              <w:rPr>
+                <w:b/>
+              </w:rPr>
+              <w:t>필드</w:t>
+            </w:r>
+          </w:p>
+        </w:tc>
+        <w:tc>
+          <w:tcPr>
+            <w:tcW w:type="dxa" w:w="2880"/>
+          </w:tcPr>
+          <w:p>
+            <w:r/>
+            <w:r>
+              <w:rPr>
+                <w:b/>
+              </w:rPr>
+              <w:t>타입</w:t>
+            </w:r>
+          </w:p>
+        </w:tc>
+        <w:tc>
+          <w:tcPr>
+            <w:tcW w:type="dxa" w:w="2880"/>
+          </w:tcPr>
+          <w:p>
+            <w:r/>
+            <w:r>
+              <w:rPr>
+                <w:b/>
+              </w:rPr>
+              <w:t>설명</w:t>
+            </w:r>
+          </w:p>
+        </w:tc>
+      </w:tr>
+      <w:tr>
+        <w:tc>
+          <w:tcPr>
+            <w:tcW w:type="dxa" w:w="2880"/>
+          </w:tcPr>
+          <w:p>
+            <w:r/>
+            <w:r>
+              <w:t>id</w:t>
+            </w:r>
+          </w:p>
+        </w:tc>
+        <w:tc>
+          <w:tcPr>
+            <w:tcW w:type="dxa" w:w="2880"/>
+          </w:tcPr>
+          <w:p>
+            <w:r/>
+            <w:r>
+              <w:t>BIGINT (PK)</w:t>
+            </w:r>
+          </w:p>
+        </w:tc>
+        <w:tc>
+          <w:tcPr>
+            <w:tcW w:type="dxa" w:w="2880"/>
+          </w:tcPr>
+          <w:p>
+            <w:r/>
+            <w:r>
+              <w:t>사용자 식별자</w:t>
+            </w:r>
+          </w:p>
+        </w:tc>
+      </w:tr>
+      <w:tr>
+        <w:tc>
+          <w:tcPr>
+            <w:tcW w:type="dxa" w:w="2880"/>
+          </w:tcPr>
+          <w:p>
+            <w:r/>
+            <w:r>
+              <w:t>email</w:t>
+            </w:r>
+          </w:p>
+        </w:tc>
+        <w:tc>
+          <w:tcPr>
+            <w:tcW w:type="dxa" w:w="2880"/>
+          </w:tcPr>
+          <w:p>
+            <w:r/>
+            <w:r>
+              <w:t>VARCHAR (UNIQUE)</w:t>
+            </w:r>
+          </w:p>
+        </w:tc>
+        <w:tc>
+          <w:tcPr>
+            <w:tcW w:type="dxa" w:w="2880"/>
+          </w:tcPr>
+          <w:p>
+            <w:r/>
+            <w:r>
+              <w:t>로그인 이메일</w:t>
+            </w:r>
+          </w:p>
+        </w:tc>
+      </w:tr>
+      <w:tr>
+        <w:tc>
+          <w:tcPr>
+            <w:tcW w:type="dxa" w:w="2880"/>
+          </w:tcPr>
+          <w:p>
+            <w:r/>
+            <w:r>
+              <w:t>password_hash</w:t>
+            </w:r>
+          </w:p>
+        </w:tc>
+        <w:tc>
+          <w:tcPr>
+            <w:tcW w:type="dxa" w:w="2880"/>
+          </w:tcPr>
+          <w:p>
+            <w:r/>
+            <w:r>
+              <w:t>VARCHAR</w:t>
+            </w:r>
+          </w:p>
+        </w:tc>
+        <w:tc>
+          <w:tcPr>
+            <w:tcW w:type="dxa" w:w="2880"/>
+          </w:tcPr>
+          <w:p>
+            <w:r/>
+            <w:r>
+              <w:t>BCrypt 해시</w:t>
+            </w:r>
+          </w:p>
+        </w:tc>
+      </w:tr>
+      <w:tr>
+        <w:tc>
+          <w:tcPr>
+            <w:tcW w:type="dxa" w:w="2880"/>
+          </w:tcPr>
+          <w:p>
+            <w:r/>
+            <w:r>
+              <w:t>nickname</w:t>
+            </w:r>
+          </w:p>
+        </w:tc>
+        <w:tc>
+          <w:tcPr>
+            <w:tcW w:type="dxa" w:w="2880"/>
+          </w:tcPr>
+          <w:p>
+            <w:r/>
+            <w:r>
+              <w:t>VARCHAR</w:t>
+            </w:r>
+          </w:p>
+        </w:tc>
+        <w:tc>
+          <w:tcPr>
+            <w:tcW w:type="dxa" w:w="2880"/>
+          </w:tcPr>
+          <w:p>
+            <w:r/>
+            <w:r>
+              <w:t>표시 이름</w:t>
+            </w:r>
+          </w:p>
+        </w:tc>
+      </w:tr>
+      <w:tr>
+        <w:tc>
+          <w:tcPr>
+            <w:tcW w:type="dxa" w:w="2880"/>
+          </w:tcPr>
+          <w:p>
+            <w:r/>
+            <w:r>
+              <w:t>risk_type</w:t>
+            </w:r>
+          </w:p>
+        </w:tc>
+        <w:tc>
+          <w:tcPr>
+            <w:tcW w:type="dxa" w:w="2880"/>
+          </w:tcPr>
+          <w:p>
+            <w:r/>
+            <w:r>
+              <w:t>VARCHAR</w:t>
+            </w:r>
+          </w:p>
+        </w:tc>
+        <w:tc>
+          <w:tcPr>
+            <w:tcW w:type="dxa" w:w="2880"/>
+          </w:tcPr>
+          <w:p>
+            <w:r/>
+            <w:r>
+              <w:t>위험 성향 (AGGRESSIVE/STABLE/DIVIDEND)</w:t>
+            </w:r>
+          </w:p>
+        </w:tc>
+      </w:tr>
+      <w:tr>
+        <w:tc>
+          <w:tcPr>
+            <w:tcW w:type="dxa" w:w="2880"/>
+          </w:tcPr>
+          <w:p>
+            <w:r/>
+            <w:r>
+              <w:t>invest_horizon</w:t>
+            </w:r>
+          </w:p>
+        </w:tc>
+        <w:tc>
+          <w:tcPr>
+            <w:tcW w:type="dxa" w:w="2880"/>
+          </w:tcPr>
+          <w:p>
+            <w:r/>
+            <w:r>
+              <w:t>VARCHAR</w:t>
+            </w:r>
+          </w:p>
+        </w:tc>
+        <w:tc>
+          <w:tcPr>
+            <w:tcW w:type="dxa" w:w="2880"/>
+          </w:tcPr>
+          <w:p>
+            <w:r/>
+            <w:r>
+              <w:t>투자 기간 (SHORT/LONG)</w:t>
+            </w:r>
+          </w:p>
+        </w:tc>
+      </w:tr>
+      <w:tr>
+        <w:tc>
+          <w:tcPr>
+            <w:tcW w:type="dxa" w:w="2880"/>
+          </w:tcPr>
+          <w:p>
+            <w:r/>
+            <w:r>
+              <w:t>created_at</w:t>
+            </w:r>
+          </w:p>
+        </w:tc>
+        <w:tc>
+          <w:tcPr>
+            <w:tcW w:type="dxa" w:w="2880"/>
+          </w:tcPr>
+          <w:p>
+            <w:r/>
+            <w:r>
+              <w:t>TIMESTAMP</w:t>
+            </w:r>
+          </w:p>
+        </w:tc>
+        <w:tc>
+          <w:tcPr>
+            <w:tcW w:type="dxa" w:w="2880"/>
+          </w:tcPr>
+          <w:p>
+            <w:r/>
+            <w:r>
+              <w:t>가입 일시</w:t>
+            </w:r>
+          </w:p>
+        </w:tc>
+      </w:tr>
+    </w:tbl>
+    <w:p>
+      <w:pPr>
+        <w:pStyle w:val="Heading3"/>
+      </w:pPr>
+      <w:r>
+        <w:t>Stock (종목)</w:t>
+      </w:r>
+    </w:p>
+    <w:tbl>
+      <w:tblPr>
+        <w:tblStyle w:val="LightGrid-Accent1"/>
+        <w:tblW w:type="auto" w:w="0"/>
+        <w:tblLook w:firstColumn="1" w:firstRow="1" w:lastColumn="0" w:lastRow="0" w:noHBand="0" w:noVBand="1" w:val="04A0"/>
+      </w:tblPr>
+      <w:tblGrid>
+        <w:gridCol w:w="2880"/>
+        <w:gridCol w:w="2880"/>
+        <w:gridCol w:w="2880"/>
+      </w:tblGrid>
+      <w:tr>
+        <w:tc>
+          <w:tcPr>
+            <w:tcW w:type="dxa" w:w="2880"/>
+          </w:tcPr>
+          <w:p>
+            <w:r/>
+            <w:r>
+              <w:rPr>
+                <w:b/>
+              </w:rPr>
+              <w:t>필드</w:t>
+            </w:r>
+          </w:p>
+        </w:tc>
+        <w:tc>
+          <w:tcPr>
+            <w:tcW w:type="dxa" w:w="2880"/>
+          </w:tcPr>
+          <w:p>
+            <w:r/>
+            <w:r>
+              <w:rPr>
+                <w:b/>
+              </w:rPr>
+              <w:t>타입</w:t>
+            </w:r>
+          </w:p>
+        </w:tc>
+        <w:tc>
+          <w:tcPr>
+            <w:tcW w:type="dxa" w:w="2880"/>
+          </w:tcPr>
+          <w:p>
+            <w:r/>
+            <w:r>
+              <w:rPr>
+                <w:b/>
+              </w:rPr>
+              <w:t>설명</w:t>
+            </w:r>
+          </w:p>
+        </w:tc>
+      </w:tr>
+      <w:tr>
+        <w:tc>
+          <w:tcPr>
+            <w:tcW w:type="dxa" w:w="2880"/>
+          </w:tcPr>
+          <w:p>
+            <w:r/>
+            <w:r>
+              <w:t>id</w:t>
+            </w:r>
+          </w:p>
+        </w:tc>
+        <w:tc>
+          <w:tcPr>
+            <w:tcW w:type="dxa" w:w="2880"/>
+          </w:tcPr>
+          <w:p>
+            <w:r/>
+            <w:r>
+              <w:t>BIGINT (PK)</w:t>
+            </w:r>
+          </w:p>
+        </w:tc>
+        <w:tc>
+          <w:tcPr>
+            <w:tcW w:type="dxa" w:w="2880"/>
+          </w:tcPr>
+          <w:p>
+            <w:r/>
+            <w:r>
+              <w:t>종목 식별자</w:t>
+            </w:r>
+          </w:p>
+        </w:tc>
+      </w:tr>
+      <w:tr>
+        <w:tc>
+          <w:tcPr>
+            <w:tcW w:type="dxa" w:w="2880"/>
+          </w:tcPr>
+          <w:p>
+            <w:r/>
+            <w:r>
+              <w:t>code</w:t>
+            </w:r>
+          </w:p>
+        </w:tc>
+        <w:tc>
+          <w:tcPr>
+            <w:tcW w:type="dxa" w:w="2880"/>
+          </w:tcPr>
+          <w:p>
+            <w:r/>
+            <w:r>
+              <w:t>VARCHAR (UNIQUE)</w:t>
+            </w:r>
+          </w:p>
+        </w:tc>
+        <w:tc>
+          <w:tcPr>
+            <w:tcW w:type="dxa" w:w="2880"/>
+          </w:tcPr>
+          <w:p>
+            <w:r/>
+            <w:r>
+              <w:t>종목 코드 (예: 005930)</w:t>
+            </w:r>
+          </w:p>
+        </w:tc>
+      </w:tr>
+      <w:tr>
+        <w:tc>
+          <w:tcPr>
+            <w:tcW w:type="dxa" w:w="2880"/>
+          </w:tcPr>
+          <w:p>
+            <w:r/>
+            <w:r>
+              <w:t>name</w:t>
+            </w:r>
+          </w:p>
+        </w:tc>
+        <w:tc>
+          <w:tcPr>
+            <w:tcW w:type="dxa" w:w="2880"/>
+          </w:tcPr>
+          <w:p>
+            <w:r/>
+            <w:r>
+              <w:t>VARCHAR</w:t>
+            </w:r>
+          </w:p>
+        </w:tc>
+        <w:tc>
+          <w:tcPr>
+            <w:tcW w:type="dxa" w:w="2880"/>
+          </w:tcPr>
+          <w:p>
+            <w:r/>
+            <w:r>
+              <w:t>종목명</w:t>
+            </w:r>
+          </w:p>
+        </w:tc>
+      </w:tr>
+      <w:tr>
+        <w:tc>
+          <w:tcPr>
+            <w:tcW w:type="dxa" w:w="2880"/>
+          </w:tcPr>
+          <w:p>
+            <w:r/>
+            <w:r>
+              <w:t>market</w:t>
+            </w:r>
+          </w:p>
+        </w:tc>
+        <w:tc>
+          <w:tcPr>
+            <w:tcW w:type="dxa" w:w="2880"/>
+          </w:tcPr>
+          <w:p>
+            <w:r/>
+            <w:r>
+              <w:t>VARCHAR</w:t>
+            </w:r>
+          </w:p>
+        </w:tc>
+        <w:tc>
+          <w:tcPr>
+            <w:tcW w:type="dxa" w:w="2880"/>
+          </w:tcPr>
+          <w:p>
+            <w:r/>
+            <w:r>
+              <w:t>시장 (KOSPI/KOSDAQ)</w:t>
+            </w:r>
+          </w:p>
+        </w:tc>
+      </w:tr>
+      <w:tr>
+        <w:tc>
+          <w:tcPr>
+            <w:tcW w:type="dxa" w:w="2880"/>
+          </w:tcPr>
+          <w:p>
+            <w:r/>
+            <w:r>
+              <w:t>per / pbr / roe</w:t>
+            </w:r>
+          </w:p>
+        </w:tc>
+        <w:tc>
+          <w:tcPr>
+            <w:tcW w:type="dxa" w:w="2880"/>
+          </w:tcPr>
+          <w:p>
+            <w:r/>
+            <w:r>
+              <w:t>NUMERIC</w:t>
+            </w:r>
+          </w:p>
+        </w:tc>
+        <w:tc>
+          <w:tcPr>
+            <w:tcW w:type="dxa" w:w="2880"/>
+          </w:tcPr>
+          <w:p>
+            <w:r/>
+            <w:r>
+              <w:t>재무 지표</w:t>
+            </w:r>
+          </w:p>
+        </w:tc>
+      </w:tr>
+      <w:tr>
+        <w:tc>
+          <w:tcPr>
+            <w:tcW w:type="dxa" w:w="2880"/>
+          </w:tcPr>
+          <w:p>
+            <w:r/>
+            <w:r>
+              <w:t>dividend_yield</w:t>
+            </w:r>
+          </w:p>
+        </w:tc>
+        <w:tc>
+          <w:tcPr>
+            <w:tcW w:type="dxa" w:w="2880"/>
+          </w:tcPr>
+          <w:p>
+            <w:r/>
+            <w:r>
+              <w:t>NUMERIC</w:t>
+            </w:r>
+          </w:p>
+        </w:tc>
+        <w:tc>
+          <w:tcPr>
+            <w:tcW w:type="dxa" w:w="2880"/>
+          </w:tcPr>
+          <w:p>
+            <w:r/>
+            <w:r>
+              <w:t>배당률</w:t>
+            </w:r>
+          </w:p>
+        </w:tc>
+      </w:tr>
+      <w:tr>
+        <w:tc>
+          <w:tcPr>
+            <w:tcW w:type="dxa" w:w="2880"/>
+          </w:tcPr>
+          <w:p>
+            <w:r/>
+            <w:r>
+              <w:t>watch_count</w:t>
+            </w:r>
+          </w:p>
+        </w:tc>
+        <w:tc>
+          <w:tcPr>
+            <w:tcW w:type="dxa" w:w="2880"/>
+          </w:tcPr>
+          <w:p>
+            <w:r/>
+            <w:r>
+              <w:t>INT</w:t>
+            </w:r>
+          </w:p>
+        </w:tc>
+        <w:tc>
+          <w:tcPr>
+            <w:tcW w:type="dxa" w:w="2880"/>
+          </w:tcPr>
+          <w:p>
+            <w:r/>
+            <w:r>
+              <w:t>관심 등록 수 (동시성 제어 대상)</w:t>
+            </w:r>
+          </w:p>
+        </w:tc>
+      </w:tr>
+      <w:tr>
+        <w:tc>
+          <w:tcPr>
+            <w:tcW w:type="dxa" w:w="2880"/>
+          </w:tcPr>
+          <w:p>
+            <w:r/>
+            <w:r>
+              <w:t>version</w:t>
+            </w:r>
+          </w:p>
+        </w:tc>
+        <w:tc>
+          <w:tcPr>
+            <w:tcW w:type="dxa" w:w="2880"/>
+          </w:tcPr>
+          <w:p>
+            <w:r/>
+            <w:r>
+              <w:t>BIGINT</w:t>
+            </w:r>
+          </w:p>
+        </w:tc>
+        <w:tc>
+          <w:tcPr>
+            <w:tcW w:type="dxa" w:w="2880"/>
+          </w:tcPr>
+          <w:p>
+            <w:r/>
+            <w:r>
+              <w:t>낙관적 락 버전 (@Version)</w:t>
+            </w:r>
+          </w:p>
+        </w:tc>
+      </w:tr>
+      <w:tr>
+        <w:tc>
+          <w:tcPr>
+            <w:tcW w:type="dxa" w:w="2880"/>
+          </w:tcPr>
+          <w:p>
+            <w:r/>
+            <w:r>
+              <w:t>updated_at</w:t>
+            </w:r>
+          </w:p>
+        </w:tc>
+        <w:tc>
+          <w:tcPr>
+            <w:tcW w:type="dxa" w:w="2880"/>
+          </w:tcPr>
+          <w:p>
+            <w:r/>
+            <w:r>
+              <w:t>TIMESTAMP</w:t>
+            </w:r>
+          </w:p>
+        </w:tc>
+        <w:tc>
+          <w:tcPr>
+            <w:tcW w:type="dxa" w:w="2880"/>
+          </w:tcPr>
+          <w:p>
+            <w:r/>
+            <w:r>
+              <w:t>지표 갱신 일시</w:t>
+            </w:r>
+          </w:p>
+        </w:tc>
+      </w:tr>
+    </w:tbl>
+    <w:p>
+      <w:pPr>
+        <w:pStyle w:val="Heading3"/>
+      </w:pPr>
+      <w:r>
+        <w:t>Watchlist (관심종목)</w:t>
+      </w:r>
+    </w:p>
+    <w:tbl>
+      <w:tblPr>
+        <w:tblStyle w:val="LightGrid-Accent1"/>
+        <w:tblW w:type="auto" w:w="0"/>
+        <w:tblLook w:firstColumn="1" w:firstRow="1" w:lastColumn="0" w:lastRow="0" w:noHBand="0" w:noVBand="1" w:val="04A0"/>
+      </w:tblPr>
+      <w:tblGrid>
+        <w:gridCol w:w="2880"/>
+        <w:gridCol w:w="2880"/>
+        <w:gridCol w:w="2880"/>
+      </w:tblGrid>
+      <w:tr>
+        <w:tc>
+          <w:tcPr>
+            <w:tcW w:type="dxa" w:w="2880"/>
+          </w:tcPr>
+          <w:p>
+            <w:r/>
+            <w:r>
+              <w:rPr>
+                <w:b/>
+              </w:rPr>
+              <w:t>필드</w:t>
+            </w:r>
+          </w:p>
+        </w:tc>
+        <w:tc>
+          <w:tcPr>
+            <w:tcW w:type="dxa" w:w="2880"/>
+          </w:tcPr>
+          <w:p>
+            <w:r/>
+            <w:r>
+              <w:rPr>
+                <w:b/>
+              </w:rPr>
+              <w:t>타입</w:t>
+            </w:r>
+          </w:p>
+        </w:tc>
+        <w:tc>
+          <w:tcPr>
+            <w:tcW w:type="dxa" w:w="2880"/>
+          </w:tcPr>
+          <w:p>
+            <w:r/>
+            <w:r>
+              <w:rPr>
+                <w:b/>
+              </w:rPr>
+              <w:t>설명</w:t>
+            </w:r>
+          </w:p>
+        </w:tc>
+      </w:tr>
+      <w:tr>
+        <w:tc>
+          <w:tcPr>
+            <w:tcW w:type="dxa" w:w="2880"/>
+          </w:tcPr>
+          <w:p>
+            <w:r/>
+            <w:r>
+              <w:t>id</w:t>
+            </w:r>
+          </w:p>
+        </w:tc>
+        <w:tc>
+          <w:tcPr>
+            <w:tcW w:type="dxa" w:w="2880"/>
+          </w:tcPr>
+          <w:p>
+            <w:r/>
+            <w:r>
+              <w:t>BIGINT (PK)</w:t>
+            </w:r>
+          </w:p>
+        </w:tc>
+        <w:tc>
+          <w:tcPr>
+            <w:tcW w:type="dxa" w:w="2880"/>
+          </w:tcPr>
+          <w:p>
+            <w:r/>
+            <w:r>
+              <w:t>식별자</w:t>
+            </w:r>
+          </w:p>
+        </w:tc>
+      </w:tr>
+      <w:tr>
+        <w:tc>
+          <w:tcPr>
+            <w:tcW w:type="dxa" w:w="2880"/>
+          </w:tcPr>
+          <w:p>
+            <w:r/>
+            <w:r>
+              <w:t>user_id</w:t>
+            </w:r>
+          </w:p>
+        </w:tc>
+        <w:tc>
+          <w:tcPr>
+            <w:tcW w:type="dxa" w:w="2880"/>
+          </w:tcPr>
+          <w:p>
+            <w:r/>
+            <w:r>
+              <w:t>BIGINT (FK→users)</w:t>
+            </w:r>
+          </w:p>
+        </w:tc>
+        <w:tc>
+          <w:tcPr>
+            <w:tcW w:type="dxa" w:w="2880"/>
+          </w:tcPr>
+          <w:p>
+            <w:r/>
+            <w:r>
+              <w:t>등록 사용자</w:t>
+            </w:r>
+          </w:p>
+        </w:tc>
+      </w:tr>
+      <w:tr>
+        <w:tc>
+          <w:tcPr>
+            <w:tcW w:type="dxa" w:w="2880"/>
+          </w:tcPr>
+          <w:p>
+            <w:r/>
+            <w:r>
+              <w:t>stock_id</w:t>
+            </w:r>
+          </w:p>
+        </w:tc>
+        <w:tc>
+          <w:tcPr>
+            <w:tcW w:type="dxa" w:w="2880"/>
+          </w:tcPr>
+          <w:p>
+            <w:r/>
+            <w:r>
+              <w:t>BIGINT (FK→stocks)</w:t>
+            </w:r>
+          </w:p>
+        </w:tc>
+        <w:tc>
+          <w:tcPr>
+            <w:tcW w:type="dxa" w:w="2880"/>
+          </w:tcPr>
+          <w:p>
+            <w:r/>
+            <w:r>
+              <w:t>관심 종목</w:t>
+            </w:r>
+          </w:p>
+        </w:tc>
+      </w:tr>
+      <w:tr>
+        <w:tc>
+          <w:tcPr>
+            <w:tcW w:type="dxa" w:w="2880"/>
+          </w:tcPr>
+          <w:p>
+            <w:r/>
+            <w:r>
+              <w:t>created_at</w:t>
+            </w:r>
+          </w:p>
+        </w:tc>
+        <w:tc>
+          <w:tcPr>
+            <w:tcW w:type="dxa" w:w="2880"/>
+          </w:tcPr>
+          <w:p>
+            <w:r/>
+            <w:r>
+              <w:t>TIMESTAMP</w:t>
+            </w:r>
+          </w:p>
+        </w:tc>
+        <w:tc>
+          <w:tcPr>
+            <w:tcW w:type="dxa" w:w="2880"/>
+          </w:tcPr>
+          <w:p>
+            <w:r/>
+            <w:r>
+              <w:t>등록 일시</w:t>
+            </w:r>
+          </w:p>
+        </w:tc>
+      </w:tr>
+      <w:tr>
+        <w:tc>
+          <w:tcPr>
+            <w:tcW w:type="dxa" w:w="2880"/>
+          </w:tcPr>
+          <w:p>
+            <w:r/>
+            <w:r>
+              <w:t>— 제약 —</w:t>
+            </w:r>
+          </w:p>
+        </w:tc>
+        <w:tc>
+          <w:tcPr>
+            <w:tcW w:type="dxa" w:w="2880"/>
+          </w:tcPr>
+          <w:p>
+            <w:r/>
+            <w:r>
+              <w:t>UNIQUE(user_id, stock_id)</w:t>
+            </w:r>
+          </w:p>
+        </w:tc>
+        <w:tc>
+          <w:tcPr>
+            <w:tcW w:type="dxa" w:w="2880"/>
+          </w:tcPr>
+          <w:p>
+            <w:r/>
+            <w:r>
+              <w:t>중복 등록 방지</w:t>
+            </w:r>
+          </w:p>
+        </w:tc>
+      </w:tr>
+    </w:tbl>
+    <w:p>
+      <w:pPr>
+        <w:pStyle w:val="Heading3"/>
+      </w:pPr>
+      <w:r>
+        <w:t>PriceAlert (가격 알림)</w:t>
+      </w:r>
+    </w:p>
+    <w:tbl>
+      <w:tblPr>
+        <w:tblStyle w:val="LightGrid-Accent1"/>
+        <w:tblW w:type="auto" w:w="0"/>
+        <w:tblLook w:firstColumn="1" w:firstRow="1" w:lastColumn="0" w:lastRow="0" w:noHBand="0" w:noVBand="1" w:val="04A0"/>
+      </w:tblPr>
+      <w:tblGrid>
+        <w:gridCol w:w="2880"/>
+        <w:gridCol w:w="2880"/>
+        <w:gridCol w:w="2880"/>
+      </w:tblGrid>
+      <w:tr>
+        <w:tc>
+          <w:tcPr>
+            <w:tcW w:type="dxa" w:w="2880"/>
+          </w:tcPr>
+          <w:p>
+            <w:r/>
+            <w:r>
+              <w:rPr>
+                <w:b/>
+              </w:rPr>
+              <w:t>필드</w:t>
+            </w:r>
+          </w:p>
+        </w:tc>
+        <w:tc>
+          <w:tcPr>
+            <w:tcW w:type="dxa" w:w="2880"/>
+          </w:tcPr>
+          <w:p>
+            <w:r/>
+            <w:r>
+              <w:rPr>
+                <w:b/>
+              </w:rPr>
+              <w:t>타입</w:t>
+            </w:r>
+          </w:p>
+        </w:tc>
+        <w:tc>
+          <w:tcPr>
+            <w:tcW w:type="dxa" w:w="2880"/>
+          </w:tcPr>
+          <w:p>
+            <w:r/>
+            <w:r>
+              <w:rPr>
+                <w:b/>
+              </w:rPr>
+              <w:t>설명</w:t>
+            </w:r>
+          </w:p>
+        </w:tc>
+      </w:tr>
+      <w:tr>
+        <w:tc>
+          <w:tcPr>
+            <w:tcW w:type="dxa" w:w="2880"/>
+          </w:tcPr>
+          <w:p>
+            <w:r/>
+            <w:r>
+              <w:t>id</w:t>
+            </w:r>
+          </w:p>
+        </w:tc>
+        <w:tc>
+          <w:tcPr>
+            <w:tcW w:type="dxa" w:w="2880"/>
+          </w:tcPr>
+          <w:p>
+            <w:r/>
+            <w:r>
+              <w:t>BIGINT (PK)</w:t>
+            </w:r>
+          </w:p>
+        </w:tc>
+        <w:tc>
+          <w:tcPr>
+            <w:tcW w:type="dxa" w:w="2880"/>
+          </w:tcPr>
+          <w:p>
+            <w:r/>
+            <w:r>
+              <w:t>식별자</w:t>
+            </w:r>
+          </w:p>
+        </w:tc>
+      </w:tr>
+      <w:tr>
+        <w:tc>
+          <w:tcPr>
+            <w:tcW w:type="dxa" w:w="2880"/>
+          </w:tcPr>
+          <w:p>
+            <w:r/>
+            <w:r>
+              <w:t>user_id</w:t>
+            </w:r>
+          </w:p>
+        </w:tc>
+        <w:tc>
+          <w:tcPr>
+            <w:tcW w:type="dxa" w:w="2880"/>
+          </w:tcPr>
+          <w:p>
+            <w:r/>
+            <w:r>
+              <w:t>BIGINT (FK→users)</w:t>
+            </w:r>
+          </w:p>
+        </w:tc>
+        <w:tc>
+          <w:tcPr>
+            <w:tcW w:type="dxa" w:w="2880"/>
+          </w:tcPr>
+          <w:p>
+            <w:r/>
+            <w:r>
+              <w:t>알림 대상 사용자</w:t>
+            </w:r>
+          </w:p>
+        </w:tc>
+      </w:tr>
+      <w:tr>
+        <w:tc>
+          <w:tcPr>
+            <w:tcW w:type="dxa" w:w="2880"/>
+          </w:tcPr>
+          <w:p>
+            <w:r/>
+            <w:r>
+              <w:t>stock_id</w:t>
+            </w:r>
+          </w:p>
+        </w:tc>
+        <w:tc>
+          <w:tcPr>
+            <w:tcW w:type="dxa" w:w="2880"/>
+          </w:tcPr>
+          <w:p>
+            <w:r/>
+            <w:r>
+              <w:t>BIGINT (FK→stocks)</w:t>
+            </w:r>
+          </w:p>
+        </w:tc>
+        <w:tc>
+          <w:tcPr>
+            <w:tcW w:type="dxa" w:w="2880"/>
+          </w:tcPr>
+          <w:p>
+            <w:r/>
+            <w:r>
+              <w:t>대상 종목</w:t>
+            </w:r>
+          </w:p>
+        </w:tc>
+      </w:tr>
+      <w:tr>
+        <w:tc>
+          <w:tcPr>
+            <w:tcW w:type="dxa" w:w="2880"/>
+          </w:tcPr>
+          <w:p>
+            <w:r/>
+            <w:r>
+              <w:t>target_price</w:t>
+            </w:r>
+          </w:p>
+        </w:tc>
+        <w:tc>
+          <w:tcPr>
+            <w:tcW w:type="dxa" w:w="2880"/>
+          </w:tcPr>
+          <w:p>
+            <w:r/>
+            <w:r>
+              <w:t>NUMERIC</w:t>
+            </w:r>
+          </w:p>
+        </w:tc>
+        <w:tc>
+          <w:tcPr>
+            <w:tcW w:type="dxa" w:w="2880"/>
+          </w:tcPr>
+          <w:p>
+            <w:r/>
+            <w:r>
+              <w:t>조건 가격</w:t>
+            </w:r>
+          </w:p>
+        </w:tc>
+      </w:tr>
+      <w:tr>
+        <w:tc>
+          <w:tcPr>
+            <w:tcW w:type="dxa" w:w="2880"/>
+          </w:tcPr>
+          <w:p>
+            <w:r/>
+            <w:r>
+              <w:t>direction</w:t>
+            </w:r>
+          </w:p>
+        </w:tc>
+        <w:tc>
+          <w:tcPr>
+            <w:tcW w:type="dxa" w:w="2880"/>
+          </w:tcPr>
+          <w:p>
+            <w:r/>
+            <w:r>
+              <w:t>VARCHAR</w:t>
+            </w:r>
+          </w:p>
+        </w:tc>
+        <w:tc>
+          <w:tcPr>
+            <w:tcW w:type="dxa" w:w="2880"/>
+          </w:tcPr>
+          <w:p>
+            <w:r/>
+            <w:r>
+              <w:t>조건 방향 (ABOVE/BELOW)</w:t>
+            </w:r>
+          </w:p>
+        </w:tc>
+      </w:tr>
+      <w:tr>
+        <w:tc>
+          <w:tcPr>
+            <w:tcW w:type="dxa" w:w="2880"/>
+          </w:tcPr>
+          <w:p>
+            <w:r/>
+            <w:r>
+              <w:t>is_active</w:t>
+            </w:r>
+          </w:p>
+        </w:tc>
+        <w:tc>
+          <w:tcPr>
+            <w:tcW w:type="dxa" w:w="2880"/>
+          </w:tcPr>
+          <w:p>
+            <w:r/>
+            <w:r>
+              <w:t>BOOLEAN</w:t>
+            </w:r>
+          </w:p>
+        </w:tc>
+        <w:tc>
+          <w:tcPr>
+            <w:tcW w:type="dxa" w:w="2880"/>
+          </w:tcPr>
+          <w:p>
+            <w:r/>
+            <w:r>
+              <w:t>활성 여부</w:t>
+            </w:r>
+          </w:p>
+        </w:tc>
+      </w:tr>
+      <w:tr>
+        <w:tc>
+          <w:tcPr>
+            <w:tcW w:type="dxa" w:w="2880"/>
+          </w:tcPr>
+          <w:p>
+            <w:r/>
+            <w:r>
+              <w:t>created_at</w:t>
+            </w:r>
+          </w:p>
+        </w:tc>
+        <w:tc>
+          <w:tcPr>
+            <w:tcW w:type="dxa" w:w="2880"/>
+          </w:tcPr>
+          <w:p>
+            <w:r/>
+            <w:r>
+              <w:t>TIMESTAMP</w:t>
+            </w:r>
+          </w:p>
+        </w:tc>
+        <w:tc>
+          <w:tcPr>
+            <w:tcW w:type="dxa" w:w="2880"/>
+          </w:tcPr>
+          <w:p>
+            <w:r/>
+            <w:r>
+              <w:t>등록 일시</w:t>
+            </w:r>
+          </w:p>
+        </w:tc>
+      </w:tr>
+    </w:tbl>
+    <w:p>
+      <w:pPr>
+        <w:pStyle w:val="Heading3"/>
+      </w:pPr>
+      <w:r>
+        <w:t>PriceHistory (시세 이력)</w:t>
+      </w:r>
+    </w:p>
+    <w:tbl>
+      <w:tblPr>
+        <w:tblStyle w:val="LightGrid-Accent1"/>
+        <w:tblW w:type="auto" w:w="0"/>
+        <w:tblLook w:firstColumn="1" w:firstRow="1" w:lastColumn="0" w:lastRow="0" w:noHBand="0" w:noVBand="1" w:val="04A0"/>
+      </w:tblPr>
+      <w:tblGrid>
+        <w:gridCol w:w="2880"/>
+        <w:gridCol w:w="2880"/>
+        <w:gridCol w:w="2880"/>
+      </w:tblGrid>
+      <w:tr>
+        <w:tc>
+          <w:tcPr>
+            <w:tcW w:type="dxa" w:w="2880"/>
+          </w:tcPr>
+          <w:p>
+            <w:r/>
+            <w:r>
+              <w:rPr>
+                <w:b/>
+              </w:rPr>
+              <w:t>필드</w:t>
+            </w:r>
+          </w:p>
+        </w:tc>
+        <w:tc>
+          <w:tcPr>
+            <w:tcW w:type="dxa" w:w="2880"/>
+          </w:tcPr>
+          <w:p>
+            <w:r/>
+            <w:r>
+              <w:rPr>
+                <w:b/>
+              </w:rPr>
+              <w:t>타입</w:t>
+            </w:r>
+          </w:p>
+        </w:tc>
+        <w:tc>
+          <w:tcPr>
+            <w:tcW w:type="dxa" w:w="2880"/>
+          </w:tcPr>
+          <w:p>
+            <w:r/>
+            <w:r>
+              <w:rPr>
+                <w:b/>
+              </w:rPr>
+              <w:t>설명</w:t>
+            </w:r>
+          </w:p>
+        </w:tc>
+      </w:tr>
+      <w:tr>
+        <w:tc>
+          <w:tcPr>
+            <w:tcW w:type="dxa" w:w="2880"/>
+          </w:tcPr>
+          <w:p>
+            <w:r/>
+            <w:r>
+              <w:t>id</w:t>
+            </w:r>
+          </w:p>
+        </w:tc>
+        <w:tc>
+          <w:tcPr>
+            <w:tcW w:type="dxa" w:w="2880"/>
+          </w:tcPr>
+          <w:p>
+            <w:r/>
+            <w:r>
+              <w:t>BIGINT (PK)</w:t>
+            </w:r>
+          </w:p>
+        </w:tc>
+        <w:tc>
+          <w:tcPr>
+            <w:tcW w:type="dxa" w:w="2880"/>
+          </w:tcPr>
+          <w:p>
+            <w:r/>
+            <w:r>
+              <w:t>식별자</w:t>
+            </w:r>
+          </w:p>
+        </w:tc>
+      </w:tr>
+      <w:tr>
+        <w:tc>
+          <w:tcPr>
+            <w:tcW w:type="dxa" w:w="2880"/>
+          </w:tcPr>
+          <w:p>
+            <w:r/>
+            <w:r>
+              <w:t>stock_id</w:t>
+            </w:r>
+          </w:p>
+        </w:tc>
+        <w:tc>
+          <w:tcPr>
+            <w:tcW w:type="dxa" w:w="2880"/>
+          </w:tcPr>
+          <w:p>
+            <w:r/>
+            <w:r>
+              <w:t>BIGINT (FK→stocks)</w:t>
+            </w:r>
+          </w:p>
+        </w:tc>
+        <w:tc>
+          <w:tcPr>
+            <w:tcW w:type="dxa" w:w="2880"/>
+          </w:tcPr>
+          <w:p>
+            <w:r/>
+            <w:r>
+              <w:t>대상 종목</w:t>
+            </w:r>
+          </w:p>
+        </w:tc>
+      </w:tr>
+      <w:tr>
+        <w:tc>
+          <w:tcPr>
+            <w:tcW w:type="dxa" w:w="2880"/>
+          </w:tcPr>
+          <w:p>
+            <w:r/>
+            <w:r>
+              <w:t>price</w:t>
+            </w:r>
+          </w:p>
+        </w:tc>
+        <w:tc>
+          <w:tcPr>
+            <w:tcW w:type="dxa" w:w="2880"/>
+          </w:tcPr>
+          <w:p>
+            <w:r/>
+            <w:r>
+              <w:t>NUMERIC</w:t>
+            </w:r>
+          </w:p>
+        </w:tc>
+        <w:tc>
+          <w:tcPr>
+            <w:tcW w:type="dxa" w:w="2880"/>
+          </w:tcPr>
+          <w:p>
+            <w:r/>
+            <w:r>
+              <w:t>체결가</w:t>
+            </w:r>
+          </w:p>
+        </w:tc>
+      </w:tr>
+      <w:tr>
+        <w:tc>
+          <w:tcPr>
+            <w:tcW w:type="dxa" w:w="2880"/>
+          </w:tcPr>
+          <w:p>
+            <w:r/>
+            <w:r>
+              <w:t>volume</w:t>
+            </w:r>
+          </w:p>
+        </w:tc>
+        <w:tc>
+          <w:tcPr>
+            <w:tcW w:type="dxa" w:w="2880"/>
+          </w:tcPr>
+          <w:p>
+            <w:r/>
+            <w:r>
+              <w:t>BIGINT</w:t>
+            </w:r>
+          </w:p>
+        </w:tc>
+        <w:tc>
+          <w:tcPr>
+            <w:tcW w:type="dxa" w:w="2880"/>
+          </w:tcPr>
+          <w:p>
+            <w:r/>
+            <w:r>
+              <w:t>거래량</w:t>
+            </w:r>
+          </w:p>
+        </w:tc>
+      </w:tr>
+      <w:tr>
+        <w:tc>
+          <w:tcPr>
+            <w:tcW w:type="dxa" w:w="2880"/>
+          </w:tcPr>
+          <w:p>
+            <w:r/>
+            <w:r>
+              <w:t>traded_at</w:t>
+            </w:r>
+          </w:p>
+        </w:tc>
+        <w:tc>
+          <w:tcPr>
+            <w:tcW w:type="dxa" w:w="2880"/>
+          </w:tcPr>
+          <w:p>
+            <w:r/>
+            <w:r>
+              <w:t>TIMESTAMP</w:t>
+            </w:r>
+          </w:p>
+        </w:tc>
+        <w:tc>
+          <w:tcPr>
+            <w:tcW w:type="dxa" w:w="2880"/>
+          </w:tcPr>
+          <w:p>
+            <w:r/>
+            <w:r>
+              <w:t>체결 시각 (Analytics Consumer 적재)</w:t>
+            </w:r>
+          </w:p>
+        </w:tc>
+      </w:tr>
+    </w:tbl>
+    <w:p>
+      <w:r>
+        <w:rPr>
+          <w:b w:val="0"/>
+          <w:i w:val="0"/>
+          <w:sz w:val="20"/>
+        </w:rPr>
+        <w:t>이 외 recommendations(추천 이력), likes(좋아요) 엔티티가 있으며, 각각 user·stock을 참조한다. 추천 결과의 즉시 조회는 Redis 캐시를 우선한다.</w:t>
+      </w:r>
+    </w:p>
+    <w:p>
+      <w:pPr>
+        <w:pStyle w:val="Heading1"/>
+      </w:pPr>
+      <w:r>
+        <w:t>8. API 명세</w:t>
+      </w:r>
+    </w:p>
+    <w:p>
+      <w:r>
+        <w:rPr>
+          <w:b w:val="0"/>
+          <w:i w:val="0"/>
+        </w:rPr>
+        <w:t>REST 원칙을 따르며 Base Path는 /api, 인증은 JWT Bearer 토큰을 사용한다. 요청·응답 본문은 JSON이며, 오류는 공통 포맷으로 응답한다.</w:t>
+      </w:r>
+    </w:p>
+    <w:p>
+      <w:pPr>
+        <w:pStyle w:val="Heading2"/>
+      </w:pPr>
+      <w:r>
+        <w:t>8.1 공통 규약</w:t>
+      </w:r>
+    </w:p>
+    <w:p>
+      <w:pPr>
+        <w:pStyle w:val="ListBullet"/>
+      </w:pPr>
+      <w:r>
+        <w:t>인증: Authorization: Bearer {accessToken} 헤더 (비인증 API 제외)</w:t>
+      </w:r>
+    </w:p>
+    <w:p>
+      <w:pPr>
+        <w:pStyle w:val="ListBullet"/>
+      </w:pPr>
+      <w:r>
+        <w:t>성공: 2xx + 데이터 본문 / 실패: 4xx·5xx + 공통 오류 포맷</w:t>
+      </w:r>
+    </w:p>
+    <w:p>
+      <w:pPr>
+        <w:shd w:val="clear" w:fill="F2F4F7"/>
+      </w:pPr>
+      <w:r>
+        <w:rPr>
+          <w:rFonts w:ascii="D2Coding" w:hAnsi="D2Coding"/>
+          <w:rFonts w:eastAsia="D2Coding" w:ascii="D2Coding" w:hAnsi="D2Coding"/>
+          <w:sz w:val="18"/>
+        </w:rPr>
+        <w:t>// 공통 오류 응답</w:t>
+        <w:br/>
+        <w:t>{</w:t>
+        <w:br/>
+        <w:t xml:space="preserve">  "timestamp": "2026-07-04T10:00:00Z",</w:t>
+        <w:br/>
+        <w:t xml:space="preserve">  "status": 400,</w:t>
+        <w:br/>
+        <w:t xml:space="preserve">  "code": "INVALID_INPUT",</w:t>
+        <w:br/>
+        <w:t xml:space="preserve">  "message": "이메일 형식이 올바르지 않습니다."</w:t>
+        <w:br/>
+        <w:t>}</w:t>
+      </w:r>
+    </w:p>
+    <w:p>
+      <w:pPr>
+        <w:pStyle w:val="Heading2"/>
+      </w:pPr>
+      <w:r>
+        <w:t>8.2 엔드포인트 목록</w:t>
+      </w:r>
+    </w:p>
+    <w:tbl>
+      <w:tblPr>
+        <w:tblStyle w:val="LightGrid-Accent1"/>
+        <w:tblW w:type="auto" w:w="0"/>
+        <w:tblLook w:firstColumn="1" w:firstRow="1" w:lastColumn="0" w:lastRow="0" w:noHBand="0" w:noVBand="1" w:val="04A0"/>
+      </w:tblPr>
+      <w:tblGrid>
+        <w:gridCol w:w="2160"/>
+        <w:gridCol w:w="2160"/>
+        <w:gridCol w:w="2160"/>
+        <w:gridCol w:w="2160"/>
+      </w:tblGrid>
+      <w:tr>
+        <w:tc>
+          <w:tcPr>
+            <w:tcW w:type="dxa" w:w="2160"/>
+          </w:tcPr>
+          <w:p>
+            <w:r/>
+            <w:r>
+              <w:rPr>
+                <w:b/>
+              </w:rPr>
+              <w:t>Method</w:t>
+            </w:r>
+          </w:p>
+        </w:tc>
+        <w:tc>
+          <w:tcPr>
+            <w:tcW w:type="dxa" w:w="2160"/>
+          </w:tcPr>
+          <w:p>
+            <w:r/>
+            <w:r>
+              <w:rPr>
+                <w:b/>
+              </w:rPr>
+              <w:t>Path</w:t>
+            </w:r>
+          </w:p>
+        </w:tc>
+        <w:tc>
+          <w:tcPr>
+            <w:tcW w:type="dxa" w:w="2160"/>
+          </w:tcPr>
+          <w:p>
+            <w:r/>
+            <w:r>
+              <w:rPr>
+                <w:b/>
+              </w:rPr>
+              <w:t>설명</w:t>
+            </w:r>
+          </w:p>
+        </w:tc>
+        <w:tc>
+          <w:tcPr>
+            <w:tcW w:type="dxa" w:w="2160"/>
+          </w:tcPr>
+          <w:p>
+            <w:r/>
+            <w:r>
+              <w:rPr>
+                <w:b/>
+              </w:rPr>
+              <w:t>인증</w:t>
+            </w:r>
+          </w:p>
+        </w:tc>
+      </w:tr>
+      <w:tr>
+        <w:tc>
+          <w:tcPr>
+            <w:tcW w:type="dxa" w:w="2160"/>
+          </w:tcPr>
+          <w:p>
+            <w:r/>
+            <w:r>
+              <w:t>POST</w:t>
+            </w:r>
+          </w:p>
+        </w:tc>
+        <w:tc>
+          <w:tcPr>
+            <w:tcW w:type="dxa" w:w="2160"/>
+          </w:tcPr>
+          <w:p>
+            <w:r/>
+            <w:r>
+              <w:t>/api/auth/signup</w:t>
+            </w:r>
+          </w:p>
+        </w:tc>
+        <w:tc>
+          <w:tcPr>
+            <w:tcW w:type="dxa" w:w="2160"/>
+          </w:tcPr>
+          <w:p>
+            <w:r/>
+            <w:r>
+              <w:t>회원가입</w:t>
+            </w:r>
+          </w:p>
+        </w:tc>
+        <w:tc>
+          <w:tcPr>
+            <w:tcW w:type="dxa" w:w="2160"/>
+          </w:tcPr>
+          <w:p>
+            <w:r/>
+            <w:r>
+              <w:t>N</w:t>
+            </w:r>
+          </w:p>
+        </w:tc>
+      </w:tr>
+      <w:tr>
+        <w:tc>
+          <w:tcPr>
+            <w:tcW w:type="dxa" w:w="2160"/>
+          </w:tcPr>
+          <w:p>
+            <w:r/>
+            <w:r>
+              <w:t>POST</w:t>
+            </w:r>
+          </w:p>
+        </w:tc>
+        <w:tc>
+          <w:tcPr>
+            <w:tcW w:type="dxa" w:w="2160"/>
+          </w:tcPr>
+          <w:p>
+            <w:r/>
+            <w:r>
+              <w:t>/api/auth/login</w:t>
+            </w:r>
+          </w:p>
+        </w:tc>
+        <w:tc>
+          <w:tcPr>
+            <w:tcW w:type="dxa" w:w="2160"/>
+          </w:tcPr>
+          <w:p>
+            <w:r/>
+            <w:r>
+              <w:t>로그인 (JWT 발급)</w:t>
+            </w:r>
+          </w:p>
+        </w:tc>
+        <w:tc>
+          <w:tcPr>
+            <w:tcW w:type="dxa" w:w="2160"/>
+          </w:tcPr>
+          <w:p>
+            <w:r/>
+            <w:r>
+              <w:t>N</w:t>
+            </w:r>
+          </w:p>
+        </w:tc>
+      </w:tr>
+      <w:tr>
+        <w:tc>
+          <w:tcPr>
+            <w:tcW w:type="dxa" w:w="2160"/>
+          </w:tcPr>
+          <w:p>
+            <w:r/>
+            <w:r>
+              <w:t>GET</w:t>
+            </w:r>
+          </w:p>
+        </w:tc>
+        <w:tc>
+          <w:tcPr>
+            <w:tcW w:type="dxa" w:w="2160"/>
+          </w:tcPr>
+          <w:p>
+            <w:r/>
+            <w:r>
+              <w:t>/api/users/me</w:t>
+            </w:r>
+          </w:p>
+        </w:tc>
+        <w:tc>
+          <w:tcPr>
+            <w:tcW w:type="dxa" w:w="2160"/>
+          </w:tcPr>
+          <w:p>
+            <w:r/>
+            <w:r>
+              <w:t>내 정보 조회</w:t>
+            </w:r>
+          </w:p>
+        </w:tc>
+        <w:tc>
+          <w:tcPr>
+            <w:tcW w:type="dxa" w:w="2160"/>
+          </w:tcPr>
+          <w:p>
+            <w:r/>
+            <w:r>
+              <w:t>Y</w:t>
+            </w:r>
+          </w:p>
+        </w:tc>
+      </w:tr>
+      <w:tr>
+        <w:tc>
+          <w:tcPr>
+            <w:tcW w:type="dxa" w:w="2160"/>
+          </w:tcPr>
+          <w:p>
+            <w:r/>
+            <w:r>
+              <w:t>PUT</w:t>
+            </w:r>
+          </w:p>
+        </w:tc>
+        <w:tc>
+          <w:tcPr>
+            <w:tcW w:type="dxa" w:w="2160"/>
+          </w:tcPr>
+          <w:p>
+            <w:r/>
+            <w:r>
+              <w:t>/api/users/me/profile</w:t>
+            </w:r>
+          </w:p>
+        </w:tc>
+        <w:tc>
+          <w:tcPr>
+            <w:tcW w:type="dxa" w:w="2160"/>
+          </w:tcPr>
+          <w:p>
+            <w:r/>
+            <w:r>
+              <w:t>투자 성향 수정</w:t>
+            </w:r>
+          </w:p>
+        </w:tc>
+        <w:tc>
+          <w:tcPr>
+            <w:tcW w:type="dxa" w:w="2160"/>
+          </w:tcPr>
+          <w:p>
+            <w:r/>
+            <w:r>
+              <w:t>Y</w:t>
+            </w:r>
+          </w:p>
+        </w:tc>
+      </w:tr>
+      <w:tr>
+        <w:tc>
+          <w:tcPr>
+            <w:tcW w:type="dxa" w:w="2160"/>
+          </w:tcPr>
+          <w:p>
+            <w:r/>
+            <w:r>
+              <w:t>GET</w:t>
+            </w:r>
+          </w:p>
+        </w:tc>
+        <w:tc>
+          <w:tcPr>
+            <w:tcW w:type="dxa" w:w="2160"/>
+          </w:tcPr>
+          <w:p>
+            <w:r/>
+            <w:r>
+              <w:t>/api/stocks</w:t>
+            </w:r>
+          </w:p>
+        </w:tc>
+        <w:tc>
+          <w:tcPr>
+            <w:tcW w:type="dxa" w:w="2160"/>
+          </w:tcPr>
+          <w:p>
+            <w:r/>
+            <w:r>
+              <w:t>종목 목록/검색</w:t>
+            </w:r>
+          </w:p>
+        </w:tc>
+        <w:tc>
+          <w:tcPr>
+            <w:tcW w:type="dxa" w:w="2160"/>
+          </w:tcPr>
+          <w:p>
+            <w:r/>
+            <w:r>
+              <w:t>N</w:t>
+            </w:r>
+          </w:p>
+        </w:tc>
+      </w:tr>
+      <w:tr>
+        <w:tc>
+          <w:tcPr>
+            <w:tcW w:type="dxa" w:w="2160"/>
+          </w:tcPr>
+          <w:p>
+            <w:r/>
+            <w:r>
+              <w:t>GET</w:t>
+            </w:r>
+          </w:p>
+        </w:tc>
+        <w:tc>
+          <w:tcPr>
+            <w:tcW w:type="dxa" w:w="2160"/>
+          </w:tcPr>
+          <w:p>
+            <w:r/>
+            <w:r>
+              <w:t>/api/stocks/{code}</w:t>
+            </w:r>
+          </w:p>
+        </w:tc>
+        <w:tc>
+          <w:tcPr>
+            <w:tcW w:type="dxa" w:w="2160"/>
+          </w:tcPr>
+          <w:p>
+            <w:r/>
+            <w:r>
+              <w:t>종목 상세</w:t>
+            </w:r>
+          </w:p>
+        </w:tc>
+        <w:tc>
+          <w:tcPr>
+            <w:tcW w:type="dxa" w:w="2160"/>
+          </w:tcPr>
+          <w:p>
+            <w:r/>
+            <w:r>
+              <w:t>N</w:t>
+            </w:r>
+          </w:p>
+        </w:tc>
+      </w:tr>
+      <w:tr>
+        <w:tc>
+          <w:tcPr>
+            <w:tcW w:type="dxa" w:w="2160"/>
+          </w:tcPr>
+          <w:p>
+            <w:r/>
+            <w:r>
+              <w:t>POST</w:t>
+            </w:r>
+          </w:p>
+        </w:tc>
+        <w:tc>
+          <w:tcPr>
+            <w:tcW w:type="dxa" w:w="2160"/>
+          </w:tcPr>
+          <w:p>
+            <w:r/>
+            <w:r>
+              <w:t>/api/watchlists</w:t>
+            </w:r>
+          </w:p>
+        </w:tc>
+        <w:tc>
+          <w:tcPr>
+            <w:tcW w:type="dxa" w:w="2160"/>
+          </w:tcPr>
+          <w:p>
+            <w:r/>
+            <w:r>
+              <w:t>관심종목 등록</w:t>
+            </w:r>
+          </w:p>
+        </w:tc>
+        <w:tc>
+          <w:tcPr>
+            <w:tcW w:type="dxa" w:w="2160"/>
+          </w:tcPr>
+          <w:p>
+            <w:r/>
+            <w:r>
+              <w:t>Y</w:t>
+            </w:r>
+          </w:p>
+        </w:tc>
+      </w:tr>
+      <w:tr>
+        <w:tc>
+          <w:tcPr>
+            <w:tcW w:type="dxa" w:w="2160"/>
+          </w:tcPr>
+          <w:p>
+            <w:r/>
+            <w:r>
+              <w:t>DELETE</w:t>
+            </w:r>
+          </w:p>
+        </w:tc>
+        <w:tc>
+          <w:tcPr>
+            <w:tcW w:type="dxa" w:w="2160"/>
+          </w:tcPr>
+          <w:p>
+            <w:r/>
+            <w:r>
+              <w:t>/api/watchlists/{stockId}</w:t>
+            </w:r>
+          </w:p>
+        </w:tc>
+        <w:tc>
+          <w:tcPr>
+            <w:tcW w:type="dxa" w:w="2160"/>
+          </w:tcPr>
+          <w:p>
+            <w:r/>
+            <w:r>
+              <w:t>관심종목 해제</w:t>
+            </w:r>
+          </w:p>
+        </w:tc>
+        <w:tc>
+          <w:tcPr>
+            <w:tcW w:type="dxa" w:w="2160"/>
+          </w:tcPr>
+          <w:p>
+            <w:r/>
+            <w:r>
+              <w:t>Y</w:t>
+            </w:r>
+          </w:p>
+        </w:tc>
+      </w:tr>
+      <w:tr>
+        <w:tc>
+          <w:tcPr>
+            <w:tcW w:type="dxa" w:w="2160"/>
+          </w:tcPr>
+          <w:p>
+            <w:r/>
+            <w:r>
+              <w:t>GET</w:t>
+            </w:r>
+          </w:p>
+        </w:tc>
+        <w:tc>
+          <w:tcPr>
+            <w:tcW w:type="dxa" w:w="2160"/>
+          </w:tcPr>
+          <w:p>
+            <w:r/>
+            <w:r>
+              <w:t>/api/watchlists</w:t>
+            </w:r>
+          </w:p>
+        </w:tc>
+        <w:tc>
+          <w:tcPr>
+            <w:tcW w:type="dxa" w:w="2160"/>
+          </w:tcPr>
+          <w:p>
+            <w:r/>
+            <w:r>
+              <w:t>내 관심종목 목록</w:t>
+            </w:r>
+          </w:p>
+        </w:tc>
+        <w:tc>
+          <w:tcPr>
+            <w:tcW w:type="dxa" w:w="2160"/>
+          </w:tcPr>
+          <w:p>
+            <w:r/>
+            <w:r>
+              <w:t>Y</w:t>
+            </w:r>
+          </w:p>
+        </w:tc>
+      </w:tr>
+      <w:tr>
+        <w:tc>
+          <w:tcPr>
+            <w:tcW w:type="dxa" w:w="2160"/>
+          </w:tcPr>
+          <w:p>
+            <w:r/>
+            <w:r>
+              <w:t>GET</w:t>
+            </w:r>
+          </w:p>
+        </w:tc>
+        <w:tc>
+          <w:tcPr>
+            <w:tcW w:type="dxa" w:w="2160"/>
+          </w:tcPr>
+          <w:p>
+            <w:r/>
+            <w:r>
+              <w:t>/api/recommendations</w:t>
+            </w:r>
+          </w:p>
+        </w:tc>
+        <w:tc>
+          <w:tcPr>
+            <w:tcW w:type="dxa" w:w="2160"/>
+          </w:tcPr>
+          <w:p>
+            <w:r/>
+            <w:r>
+              <w:t>성향 기반 추천 조회</w:t>
+            </w:r>
+          </w:p>
+        </w:tc>
+        <w:tc>
+          <w:tcPr>
+            <w:tcW w:type="dxa" w:w="2160"/>
+          </w:tcPr>
+          <w:p>
+            <w:r/>
+            <w:r>
+              <w:t>Y</w:t>
+            </w:r>
+          </w:p>
+        </w:tc>
+      </w:tr>
+      <w:tr>
+        <w:tc>
+          <w:tcPr>
+            <w:tcW w:type="dxa" w:w="2160"/>
+          </w:tcPr>
+          <w:p>
+            <w:r/>
+            <w:r>
+              <w:t>GET</w:t>
+            </w:r>
+          </w:p>
+        </w:tc>
+        <w:tc>
+          <w:tcPr>
+            <w:tcW w:type="dxa" w:w="2160"/>
+          </w:tcPr>
+          <w:p>
+            <w:r/>
+            <w:r>
+              <w:t>/api/rankings/popular</w:t>
+            </w:r>
+          </w:p>
+        </w:tc>
+        <w:tc>
+          <w:tcPr>
+            <w:tcW w:type="dxa" w:w="2160"/>
+          </w:tcPr>
+          <w:p>
+            <w:r/>
+            <w:r>
+              <w:t>인기 종목 랭킹 TOP-N</w:t>
+            </w:r>
+          </w:p>
+        </w:tc>
+        <w:tc>
+          <w:tcPr>
+            <w:tcW w:type="dxa" w:w="2160"/>
+          </w:tcPr>
+          <w:p>
+            <w:r/>
+            <w:r>
+              <w:t>N</w:t>
+            </w:r>
+          </w:p>
+        </w:tc>
+      </w:tr>
+      <w:tr>
+        <w:tc>
+          <w:tcPr>
+            <w:tcW w:type="dxa" w:w="2160"/>
+          </w:tcPr>
+          <w:p>
+            <w:r/>
+            <w:r>
+              <w:t>POST</w:t>
+            </w:r>
+          </w:p>
+        </w:tc>
+        <w:tc>
+          <w:tcPr>
+            <w:tcW w:type="dxa" w:w="2160"/>
+          </w:tcPr>
+          <w:p>
+            <w:r/>
+            <w:r>
+              <w:t>/api/recommendations/{id}/like</w:t>
+            </w:r>
+          </w:p>
+        </w:tc>
+        <w:tc>
+          <w:tcPr>
+            <w:tcW w:type="dxa" w:w="2160"/>
+          </w:tcPr>
+          <w:p>
+            <w:r/>
+            <w:r>
+              <w:t>추천 좋아요</w:t>
+            </w:r>
+          </w:p>
+        </w:tc>
+        <w:tc>
+          <w:tcPr>
+            <w:tcW w:type="dxa" w:w="2160"/>
+          </w:tcPr>
+          <w:p>
+            <w:r/>
+            <w:r>
+              <w:t>Y</w:t>
+            </w:r>
+          </w:p>
+        </w:tc>
+      </w:tr>
+      <w:tr>
+        <w:tc>
+          <w:tcPr>
+            <w:tcW w:type="dxa" w:w="2160"/>
+          </w:tcPr>
+          <w:p>
+            <w:r/>
+            <w:r>
+              <w:t>POST</w:t>
+            </w:r>
+          </w:p>
+        </w:tc>
+        <w:tc>
+          <w:tcPr>
+            <w:tcW w:type="dxa" w:w="2160"/>
+          </w:tcPr>
+          <w:p>
+            <w:r/>
+            <w:r>
+              <w:t>/api/alerts</w:t>
+            </w:r>
+          </w:p>
+        </w:tc>
+        <w:tc>
+          <w:tcPr>
+            <w:tcW w:type="dxa" w:w="2160"/>
+          </w:tcPr>
+          <w:p>
+            <w:r/>
+            <w:r>
+              <w:t>가격 알림 등록</w:t>
+            </w:r>
+          </w:p>
+        </w:tc>
+        <w:tc>
+          <w:tcPr>
+            <w:tcW w:type="dxa" w:w="2160"/>
+          </w:tcPr>
+          <w:p>
+            <w:r/>
+            <w:r>
+              <w:t>Y</w:t>
+            </w:r>
+          </w:p>
+        </w:tc>
+      </w:tr>
+      <w:tr>
+        <w:tc>
+          <w:tcPr>
+            <w:tcW w:type="dxa" w:w="2160"/>
+          </w:tcPr>
+          <w:p>
+            <w:r/>
+            <w:r>
+              <w:t>GET</w:t>
+            </w:r>
+          </w:p>
+        </w:tc>
+        <w:tc>
+          <w:tcPr>
+            <w:tcW w:type="dxa" w:w="2160"/>
+          </w:tcPr>
+          <w:p>
+            <w:r/>
+            <w:r>
+              <w:t>/api/alerts</w:t>
+            </w:r>
+          </w:p>
+        </w:tc>
+        <w:tc>
+          <w:tcPr>
+            <w:tcW w:type="dxa" w:w="2160"/>
+          </w:tcPr>
+          <w:p>
+            <w:r/>
+            <w:r>
+              <w:t>내 알림 목록</w:t>
+            </w:r>
+          </w:p>
+        </w:tc>
+        <w:tc>
+          <w:tcPr>
+            <w:tcW w:type="dxa" w:w="2160"/>
+          </w:tcPr>
+          <w:p>
+            <w:r/>
+            <w:r>
+              <w:t>Y</w:t>
+            </w:r>
+          </w:p>
+        </w:tc>
+      </w:tr>
+      <w:tr>
+        <w:tc>
+          <w:tcPr>
+            <w:tcW w:type="dxa" w:w="2160"/>
+          </w:tcPr>
+          <w:p>
+            <w:r/>
+            <w:r>
+              <w:t>DELETE</w:t>
+            </w:r>
+          </w:p>
+        </w:tc>
+        <w:tc>
+          <w:tcPr>
+            <w:tcW w:type="dxa" w:w="2160"/>
+          </w:tcPr>
+          <w:p>
+            <w:r/>
+            <w:r>
+              <w:t>/api/alerts/{id}</w:t>
+            </w:r>
+          </w:p>
+        </w:tc>
+        <w:tc>
+          <w:tcPr>
+            <w:tcW w:type="dxa" w:w="2160"/>
+          </w:tcPr>
+          <w:p>
+            <w:r/>
+            <w:r>
+              <w:t>알림 삭제</w:t>
+            </w:r>
+          </w:p>
+        </w:tc>
+        <w:tc>
+          <w:tcPr>
+            <w:tcW w:type="dxa" w:w="2160"/>
+          </w:tcPr>
+          <w:p>
+            <w:r/>
+            <w:r>
+              <w:t>Y</w:t>
+            </w:r>
+          </w:p>
+        </w:tc>
+      </w:tr>
+    </w:tbl>
+    <w:p>
+      <w:pPr>
+        <w:pStyle w:val="Heading2"/>
+      </w:pPr>
+      <w:r>
+        <w:t>8.3 상세 명세 (대표 예시)</w:t>
+      </w:r>
+    </w:p>
+    <w:p>
+      <w:pPr>
+        <w:pStyle w:val="Heading3"/>
+      </w:pPr>
+      <w:r>
+        <w:t>POST /api/auth/signup — 회원가입</w:t>
+      </w:r>
+    </w:p>
+    <w:p>
+      <w:pPr>
+        <w:shd w:val="clear" w:fill="F2F4F7"/>
+      </w:pPr>
+      <w:r>
+        <w:rPr>
+          <w:rFonts w:ascii="D2Coding" w:hAnsi="D2Coding"/>
+          <w:rFonts w:eastAsia="D2Coding" w:ascii="D2Coding" w:hAnsi="D2Coding"/>
+          <w:sz w:val="18"/>
+        </w:rPr>
+        <w:t>Request</w:t>
+        <w:br/>
+        <w:t>{</w:t>
+        <w:br/>
+        <w:t xml:space="preserve">  "email": "user@example.com",</w:t>
+        <w:br/>
+        <w:t xml:space="preserve">  "password": "P@ssw0rd!",</w:t>
+        <w:br/>
+        <w:t xml:space="preserve">  "nickname": "투자초보",</w:t>
+        <w:br/>
+        <w:t xml:space="preserve">  "riskType": "STABLE",        // AGGRESSIVE | STABLE | DIVIDEND</w:t>
+        <w:br/>
+        <w:t xml:space="preserve">  "investHorizon": "LONG"      // SHORT | LONG</w:t>
+        <w:br/>
+        <w:t>}</w:t>
+        <w:br/>
+        <w:br/>
+        <w:t>Response 201 Created</w:t>
+        <w:br/>
+        <w:t>{</w:t>
+        <w:br/>
+        <w:t xml:space="preserve">  "userId": 1,</w:t>
+        <w:br/>
+        <w:t xml:space="preserve">  "email": "user@example.com",</w:t>
+        <w:br/>
+        <w:t xml:space="preserve">  "nickname": "투자초보"</w:t>
+        <w:br/>
+        <w:t>}</w:t>
+        <w:br/>
+        <w:br/>
+        <w:t>Error</w:t>
+        <w:br/>
+        <w:t xml:space="preserve">  400 INVALID_INPUT   : 필드 검증 실패</w:t>
+        <w:br/>
+        <w:t xml:space="preserve">  409 EMAIL_DUPLICATED: 이미 가입된 이메일</w:t>
+      </w:r>
+    </w:p>
+    <w:p>
+      <w:pPr>
+        <w:pStyle w:val="Heading3"/>
+      </w:pPr>
+      <w:r>
+        <w:t>POST /api/auth/login — 로그인</w:t>
+      </w:r>
+    </w:p>
+    <w:p>
+      <w:pPr>
+        <w:shd w:val="clear" w:fill="F2F4F7"/>
+      </w:pPr>
+      <w:r>
+        <w:rPr>
+          <w:rFonts w:ascii="D2Coding" w:hAnsi="D2Coding"/>
+          <w:rFonts w:eastAsia="D2Coding" w:ascii="D2Coding" w:hAnsi="D2Coding"/>
+          <w:sz w:val="18"/>
+        </w:rPr>
+        <w:t>Request</w:t>
+        <w:br/>
+        <w:t>{</w:t>
+        <w:br/>
+        <w:t xml:space="preserve">  "email": "user@example.com",</w:t>
+        <w:br/>
+        <w:t xml:space="preserve">  "password": "P@ssw0rd!"</w:t>
+        <w:br/>
+        <w:t>}</w:t>
+        <w:br/>
+        <w:br/>
+        <w:t>Response 200 OK</w:t>
+        <w:br/>
+        <w:t>{</w:t>
+        <w:br/>
+        <w:t xml:space="preserve">  "accessToken": "eyJhbGciOi...",</w:t>
+        <w:br/>
+        <w:t xml:space="preserve">  "tokenType": "Bearer",</w:t>
+        <w:br/>
+        <w:t xml:space="preserve">  "expiresIn": 3600</w:t>
+        <w:br/>
+        <w:t>}</w:t>
+        <w:br/>
+        <w:br/>
+        <w:t>Error</w:t>
+        <w:br/>
+        <w:t xml:space="preserve">  401 AUTH_FAILED : 이메일 또는 비밀번호 불일치</w:t>
+      </w:r>
+    </w:p>
+    <w:p>
+      <w:pPr>
+        <w:pStyle w:val="Heading3"/>
+      </w:pPr>
+      <w:r>
+        <w:t>POST /api/watchlists — 관심종목 등록</w:t>
+      </w:r>
+    </w:p>
+    <w:p>
+      <w:pPr>
+        <w:shd w:val="clear" w:fill="F2F4F7"/>
+      </w:pPr>
+      <w:r>
+        <w:rPr>
+          <w:rFonts w:ascii="D2Coding" w:hAnsi="D2Coding"/>
+          <w:rFonts w:eastAsia="D2Coding" w:ascii="D2Coding" w:hAnsi="D2Coding"/>
+          <w:sz w:val="18"/>
+        </w:rPr>
+        <w:t>Request   { "stockId": 10 }</w:t>
+        <w:br/>
+        <w:br/>
+        <w:t>Response 201 Created</w:t>
+        <w:br/>
+        <w:t>{ "stockId": 10, "watchCount": 128 }   // 낙관적 락으로 증가된 값</w:t>
+        <w:br/>
+        <w:br/>
+        <w:t>Error</w:t>
+        <w:br/>
+        <w:t xml:space="preserve">  409 ALREADY_WATCHED    : 이미 등록한 종목</w:t>
+        <w:br/>
+        <w:t xml:space="preserve">  409 CONCURRENT_CONFLICT: 동시 수정 충돌(재시도 대상)</w:t>
+      </w:r>
+    </w:p>
+    <w:p>
+      <w:pPr>
+        <w:pStyle w:val="Heading1"/>
+      </w:pPr>
+      <w:r>
+        <w:t>9. 이벤트 · 캐시 설계</w:t>
+      </w:r>
+    </w:p>
+    <w:p>
+      <w:pPr>
+        <w:pStyle w:val="Heading2"/>
+      </w:pPr>
+      <w:r>
+        <w:t>9.1 Kafka 토픽 (기준)</w:t>
       </w:r>
     </w:p>
     <w:tbl>
@@ -932,7 +3479,7 @@
         <w:pStyle w:val="Heading2"/>
       </w:pPr>
       <w:r>
-        <w:t>7.2 Redis 키 (기준)</w:t>
+        <w:t>9.2 Redis 키 (기준)</w:t>
       </w:r>
     </w:p>
     <w:tbl>
@@ -1136,7 +3683,7 @@
         <w:pStyle w:val="Heading1"/>
       </w:pPr>
       <w:r>
-        <w:t>8. 기술 스택</w:t>
+        <w:t>10. 기술 스택</w:t>
       </w:r>
     </w:p>
     <w:tbl>
@@ -1425,7 +3972,7 @@
         <w:pStyle w:val="Heading1"/>
       </w:pPr>
       <w:r>
-        <w:t>9. 개발 로드맵</w:t>
+        <w:t>11. 개발 로드맵</w:t>
       </w:r>
     </w:p>
     <w:tbl>
@@ -1666,7 +4213,7 @@
         <w:pStyle w:val="Heading1"/>
       </w:pPr>
       <w:r>
-        <w:t>10. 기능 · 기술 · 관심사 매핑</w:t>
+        <w:t>12. 기능 · 기술 · 관심사 매핑</w:t>
       </w:r>
     </w:p>
     <w:tbl>
@@ -2080,7 +4627,7 @@
         <w:pStyle w:val="Heading1"/>
       </w:pPr>
       <w:r>
-        <w:t>11. 기대 효과</w:t>
+        <w:t>13. 기대 효과</w:t>
       </w:r>
     </w:p>
     <w:p>
